--- a/Dddd-Aga/D213-Xpr.docx
+++ b/Dddd-Aga/D213-Xpr.docx
@@ -55,7 +55,21 @@
           <w:rFonts w:ascii="Gentium" w:hAnsi="Gentium" w:cs="Gentium"/>
           <w:u w:val="single"/>
         </w:rPr>
-        <w:t>” Vol. 2, Maximilian Bonnet (ed.), Leipzig, 1898</w:t>
+        <w:t>” Vol</w:t>
+      </w:r>
+      <w:r>
+        <w:rPr>
+          <w:rFonts w:ascii="Gentium" w:hAnsi="Gentium" w:cs="Gentium"/>
+          <w:u w:val="single"/>
+        </w:rPr>
+        <w:t>ume II, Number 3</w:t>
+      </w:r>
+      <w:r>
+        <w:rPr>
+          <w:rFonts w:ascii="Gentium" w:hAnsi="Gentium" w:cs="Gentium"/>
+          <w:u w:val="single"/>
+        </w:rPr>
+        <w:t>, Maximilian Bonnet (ed.), Leipzig, 1898</w:t>
       </w:r>
       <w:r>
         <w:rPr>
